--- a/S-104/Documents/2.0.1/S-104 Blank Comments Form.docx
+++ b/S-104/Documents/2.0.1/S-104 Blank Comments Form.docx
@@ -6210,7 +6210,14 @@
               <w:b/>
               <w:sz w:val="20"/>
             </w:rPr>
-            <w:t>SurfaceCurrents</w:t>
+            <w:t>W</w:t>
+          </w:r>
+          <w:r>
+            <w:rPr>
+              <w:b/>
+              <w:sz w:val="20"/>
+            </w:rPr>
+            <w:t>LI</w:t>
           </w:r>
           <w:r>
             <w:rPr>
@@ -9420,7 +9427,12 @@
 </file>
 
 <file path=customXml/item1.xml><?xml version="1.0" encoding="utf-8"?>
-<b:Sources xmlns:b="http://schemas.openxmlformats.org/officeDocument/2006/bibliography" xmlns="http://schemas.openxmlformats.org/officeDocument/2006/bibliography" SelectedStyle="\APASixthEditionOfficeOnline.xsl" StyleName="APA" Version="6"/>
+<?mso-contentType ?>
+<FormTemplates xmlns="http://schemas.microsoft.com/sharepoint/v3/contenttype/forms">
+  <Display>DocumentLibraryForm</Display>
+  <Edit>DocumentLibraryForm</Edit>
+  <New>DocumentLibraryForm</New>
+</FormTemplates>
 </file>
 
 <file path=customXml/item2.xml><?xml version="1.0" encoding="utf-8"?>
@@ -9653,12 +9665,7 @@
 </file>
 
 <file path=customXml/item3.xml><?xml version="1.0" encoding="utf-8"?>
-<?mso-contentType ?>
-<FormTemplates xmlns="http://schemas.microsoft.com/sharepoint/v3/contenttype/forms">
-  <Display>DocumentLibraryForm</Display>
-  <Edit>DocumentLibraryForm</Edit>
-  <New>DocumentLibraryForm</New>
-</FormTemplates>
+<b:Sources xmlns:b="http://schemas.openxmlformats.org/officeDocument/2006/bibliography" xmlns="http://schemas.openxmlformats.org/officeDocument/2006/bibliography" SelectedStyle="\APASixthEditionOfficeOnline.xsl" StyleName="APA" Version="6"/>
 </file>
 
 <file path=customXml/item4.xml><?xml version="1.0" encoding="utf-8"?>
@@ -9673,9 +9680,9 @@
 </file>
 
 <file path=customXml/itemProps1.xml><?xml version="1.0" encoding="utf-8"?>
-<ds:datastoreItem xmlns:ds="http://schemas.openxmlformats.org/officeDocument/2006/customXml" ds:itemID="{CD92C255-31C3-44EB-A767-45D1311C5A5E}">
+<ds:datastoreItem xmlns:ds="http://schemas.openxmlformats.org/officeDocument/2006/customXml" ds:itemID="{35FAB99D-DDA1-4FD1-A62C-CA9E71F5300A}">
   <ds:schemaRefs>
-    <ds:schemaRef ds:uri="http://schemas.openxmlformats.org/officeDocument/2006/bibliography"/>
+    <ds:schemaRef ds:uri="http://schemas.microsoft.com/sharepoint/v3/contenttype/forms"/>
   </ds:schemaRefs>
 </ds:datastoreItem>
 </file>
@@ -9700,9 +9707,9 @@
 </file>
 
 <file path=customXml/itemProps3.xml><?xml version="1.0" encoding="utf-8"?>
-<ds:datastoreItem xmlns:ds="http://schemas.openxmlformats.org/officeDocument/2006/customXml" ds:itemID="{35FAB99D-DDA1-4FD1-A62C-CA9E71F5300A}">
+<ds:datastoreItem xmlns:ds="http://schemas.openxmlformats.org/officeDocument/2006/customXml" ds:itemID="{CD92C255-31C3-44EB-A767-45D1311C5A5E}">
   <ds:schemaRefs>
-    <ds:schemaRef ds:uri="http://schemas.microsoft.com/sharepoint/v3/contenttype/forms"/>
+    <ds:schemaRef ds:uri="http://schemas.openxmlformats.org/officeDocument/2006/bibliography"/>
   </ds:schemaRefs>
 </ds:datastoreItem>
 </file>
